--- a/project/documents/miscellaneous/IntelFormalDocs.docx
+++ b/project/documents/miscellaneous/IntelFormalDocs.docx
@@ -7,21 +7,13 @@
         <w:spacing w:after="0" w:line="240" w:lineRule="auto"/>
       </w:pPr>
       <w:r>
-        <w:t xml:space="preserve">Subject line: </w:t>
-      </w:r>
-    </w:p>
-    <w:p>
-      <w:pPr>
-        <w:spacing w:after="0" w:line="240" w:lineRule="auto"/>
-      </w:pPr>
-      <w:r>
-        <w:t xml:space="preserve">Inventor’s Signatures Needed – &lt;&lt;this.orgName&gt;&gt; &lt;&lt;this.clientRefNo&gt;&gt; / SLW Ref. </w:t>
+        <w:t xml:space="preserve">Subject line: Inventor’s Signatures Needed – &lt;&lt;orgName&gt;&gt; &lt;&lt;clientRefNo&gt;&gt; / SLW Ref. </w:t>
       </w:r>
       <w:r>
         <w:t xml:space="preserve"> </w:t>
       </w:r>
       <w:r>
-        <w:t>&lt;&lt;this.matterNo&gt;&gt; / SLW Report Out: Letter to Send Formal Document(s)</w:t>
+        <w:t>&lt;&lt;matterNo&gt;&gt; / SLW Report Out: Letter to Send Formal Document(s)</w:t>
       </w:r>
     </w:p>
     <w:p>
@@ -95,30 +87,22 @@
         <w:spacing w:after="0" w:line="240" w:lineRule="auto"/>
       </w:pPr>
       <w:r>
-        <w:t>Virginia Dunn</w:t>
-      </w:r>
-    </w:p>
-    <w:p>
-      <w:pPr>
-        <w:spacing w:after="0" w:line="240" w:lineRule="auto"/>
-      </w:pPr>
-      <w:r>
+        <w:t>Attn: Lana Kushner</w:t>
+      </w:r>
+      <w:r>
+        <w:br/>
+        <w:t>Mail Stop: OC2-157</w:t>
+      </w:r>
+      <w:r>
+        <w:br/>
         <w:t>Intel Corporation</w:t>
       </w:r>
-    </w:p>
-    <w:p>
-      <w:pPr>
-        <w:spacing w:after="0" w:line="240" w:lineRule="auto"/>
-      </w:pPr>
-      <w:r>
-        <w:t>4500 S. Dobson Road, OC2-157</w:t>
-      </w:r>
-    </w:p>
-    <w:p>
-      <w:pPr>
-        <w:spacing w:after="0" w:line="240" w:lineRule="auto"/>
-      </w:pPr>
-      <w:r>
+      <w:r>
+        <w:br/>
+        <w:t>4500 S. Dobson Road</w:t>
+      </w:r>
+      <w:r>
+        <w:br/>
         <w:t>Chandler, AZ 85248, USA</w:t>
       </w:r>
     </w:p>
@@ -155,31 +139,55 @@
     </w:p>
     <w:p>
       <w:pPr>
-        <w:spacing w:after="0" w:line="240" w:lineRule="auto"/>
-      </w:pPr>
-      <w:r>
-        <w:t>&lt;&lt;this.WAName&gt;&gt; &lt;&lt;this.WAPhone&gt;&gt;  &lt;&lt;this.WAEmail&gt;&gt;</w:t>
-      </w:r>
-    </w:p>
-    <w:p>
-      <w:pPr>
-        <w:spacing w:after="0" w:line="240" w:lineRule="auto"/>
-      </w:pPr>
-      <w:r>
-        <w:t>&lt;&lt;this.paraName&gt;&gt; &lt;&lt;this.paraPhone&gt;&gt;  &lt;&lt;this.paraEmail&gt;&gt;</w:t>
-      </w:r>
-    </w:p>
-    <w:p>
-      <w:pPr>
-        <w:spacing w:after="0" w:line="240" w:lineRule="auto"/>
-      </w:pPr>
-    </w:p>
-    <w:p>
-      <w:pPr>
-        <w:spacing w:after="0" w:line="240" w:lineRule="auto"/>
-      </w:pPr>
-      <w:r>
-        <w:t>Re:   &lt;&lt;this.orgName&gt;&gt; &lt;&lt;this.clientRefNo&gt;&gt; - SLW Ref. No. &lt;&lt;this.matterNo&gt;&gt;</w:t>
+        <w:pStyle w:val="NormalWeb"/>
+        <w:spacing w:before="0" w:beforeAutospacing="0" w:after="0" w:afterAutospacing="0"/>
+      </w:pPr>
+      <w:r>
+        <w:t>&lt;&lt;This.WAName&gt;&gt; &lt;&lt;This.WAPhone&gt;</w:t>
+      </w:r>
+      <w:proofErr w:type="gramStart"/>
+      <w:r>
+        <w:t>&gt;  &lt;&lt;This.WAEmail</w:t>
+      </w:r>
+      <w:proofErr w:type="gramEnd"/>
+      <w:r>
+        <w:t>&gt;&gt;</w:t>
+      </w:r>
+    </w:p>
+    <w:p>
+      <w:pPr>
+        <w:pStyle w:val="NormalWeb"/>
+        <w:spacing w:before="0" w:beforeAutospacing="0" w:after="0" w:afterAutospacing="0"/>
+      </w:pPr>
+      <w:r>
+        <w:t>&lt;&lt;This.paraName&gt;&gt; &lt;&lt;This.paraPhone&gt;</w:t>
+      </w:r>
+      <w:proofErr w:type="gramStart"/>
+      <w:r>
+        <w:t>&gt;  &lt;&lt;This.paraEmail</w:t>
+      </w:r>
+      <w:proofErr w:type="gramEnd"/>
+      <w:r>
+        <w:t>&gt;&gt;</w:t>
+      </w:r>
+    </w:p>
+    <w:p>
+      <w:pPr>
+        <w:spacing w:after="0" w:line="240" w:lineRule="auto"/>
+      </w:pPr>
+    </w:p>
+    <w:p>
+      <w:pPr>
+        <w:spacing w:after="0" w:line="240" w:lineRule="auto"/>
+      </w:pPr>
+      <w:r>
+        <w:t xml:space="preserve">Re:   &lt;&lt;orgName&gt;&gt; </w:t>
+      </w:r>
+      <w:r>
+        <w:t>&lt;&lt;</w:t>
+      </w:r>
+      <w:r>
+        <w:t>clientRefNo&gt;&gt; - SLW Ref. No. &lt;&lt;matterNo&gt;&gt;</w:t>
       </w:r>
     </w:p>
     <w:p>
@@ -188,7 +196,7 @@
       </w:pPr>
       <w:r>
         <w:tab/>
-        <w:t xml:space="preserve"> U.S. Patent Application Serial No.: &lt;&lt;this.serialNo&gt;&gt;</w:t>
+        <w:t xml:space="preserve"> U.S. Patent Application Serial No.: &lt;&lt;serialNo&gt;&gt;</w:t>
       </w:r>
     </w:p>
     <w:p>
@@ -197,7 +205,7 @@
       </w:pPr>
       <w:r>
         <w:tab/>
-        <w:t xml:space="preserve"> Title:   &lt;&lt;this.title&gt;&gt;</w:t>
+        <w:t xml:space="preserve"> Title:   &lt;&lt;title&gt;&gt;</w:t>
       </w:r>
     </w:p>
     <w:p>
@@ -272,458 +280,13 @@
         <w:t>d</w:t>
       </w:r>
       <w:r>
-        <w:t xml:space="preserve">ocuments to my attention via email &lt;&lt;This.cmgEmail&gt;&gt; or fax </w:t>
+        <w:t xml:space="preserve">ocuments to my attention via email &lt;&lt;cmgEmail&gt;&gt; or fax </w:t>
       </w:r>
       <w:r>
         <w:t>612-339-3061</w:t>
       </w:r>
       <w:r>
         <w:t xml:space="preserve"> by &lt;&lt;returnDate&gt;&gt;.  If you have any questions regarding this matter, please contact &lt;&lt;This.WAName&gt;&gt; at &lt;&lt;This.WAPhone&gt;&gt;.</w:t>
-      </w:r>
-    </w:p>
-    <w:p>
-      <w:pPr>
-        <w:spacing w:after="0" w:line="240" w:lineRule="auto"/>
-      </w:pPr>
-    </w:p>
-    <w:p>
-      <w:pPr>
-        <w:spacing w:after="0" w:line="240" w:lineRule="auto"/>
-      </w:pPr>
-      <w:r>
-        <w:t>Sincerely,</w:t>
-      </w:r>
-    </w:p>
-    <w:p>
-      <w:pPr>
-        <w:spacing w:after="0" w:line="240" w:lineRule="auto"/>
-      </w:pPr>
-    </w:p>
-    <w:p>
-      <w:pPr>
-        <w:spacing w:after="0" w:line="240" w:lineRule="auto"/>
-      </w:pPr>
-      <w:r>
-        <w:t>&lt;&lt;This.cmgName&gt;&gt;</w:t>
-      </w:r>
-    </w:p>
-    <w:p>
-      <w:pPr>
-        <w:spacing w:after="0" w:line="240" w:lineRule="auto"/>
-      </w:pPr>
-    </w:p>
-    <w:p>
-      <w:pPr>
-        <w:spacing w:after="0" w:line="240" w:lineRule="auto"/>
-      </w:pPr>
-      <w:r>
-        <w:t>Attachments</w:t>
-      </w:r>
-    </w:p>
-    <w:p>
-      <w:pPr>
-        <w:rPr>
-          <w:b/>
-          <w:bCs/>
-        </w:rPr>
-      </w:pPr>
-      <w:r>
-        <w:rPr>
-          <w:b/>
-          <w:bCs/>
-        </w:rPr>
-        <w:lastRenderedPageBreak/>
-        <w:t>Html formatted</w:t>
-      </w:r>
-    </w:p>
-    <w:p>
-      <w:pPr>
-        <w:spacing w:after="0" w:line="240" w:lineRule="auto"/>
-      </w:pPr>
-      <w:r>
-        <w:t xml:space="preserve">Subject line: </w:t>
-      </w:r>
-    </w:p>
-    <w:p>
-      <w:pPr>
-        <w:spacing w:after="0" w:line="240" w:lineRule="auto"/>
-      </w:pPr>
-      <w:r>
-        <w:t xml:space="preserve">Inventor’s Signatures Needed – @orgName@ @clientRefNo@ / SLW Ref. </w:t>
-      </w:r>
-      <w:r>
-        <w:t xml:space="preserve"> </w:t>
-      </w:r>
-      <w:r>
-        <w:t>@matterNo@ / SLW Report Out: Letter to Send Formal Document(s)</w:t>
-      </w:r>
-    </w:p>
-    <w:p/>
-    <w:p>
-      <w:pPr>
-        <w:spacing w:after="0" w:line="240" w:lineRule="auto"/>
-      </w:pPr>
-      <w:r>
-        <w:t>Body of Email:</w:t>
-      </w:r>
-    </w:p>
-    <w:p/>
-    <w:p>
-      <w:pPr>
-        <w:spacing w:after="0" w:line="240" w:lineRule="auto"/>
-      </w:pPr>
-      <w:r>
-        <w:t>&lt;h3&gt;Please return Hand-Written Signatures Scanned back to this email.&lt;/h3&gt;</w:t>
-      </w:r>
-    </w:p>
-    <w:p>
-      <w:pPr>
-        <w:spacing w:after="0" w:line="240" w:lineRule="auto"/>
-      </w:pPr>
-      <w:r>
-        <w:t>&lt;b&gt;&lt;u&gt;</w:t>
-      </w:r>
-      <w:r>
-        <w:t>Please send original copy to:</w:t>
-      </w:r>
-      <w:r>
-        <w:t>&lt;/u&gt;&lt;/b&gt;</w:t>
-      </w:r>
-    </w:p>
-    <w:p>
-      <w:pPr>
-        <w:spacing w:after="0" w:line="240" w:lineRule="auto"/>
-      </w:pPr>
-      <w:r>
-        <w:t>&lt;br&gt;</w:t>
-      </w:r>
-    </w:p>
-    <w:p>
-      <w:pPr>
-        <w:spacing w:after="0" w:line="240" w:lineRule="auto"/>
-      </w:pPr>
-      <w:r>
-        <w:t>Virginia Dunn</w:t>
-      </w:r>
-      <w:r>
-        <w:t>&lt;br&gt;</w:t>
-      </w:r>
-    </w:p>
-    <w:p>
-      <w:pPr>
-        <w:spacing w:after="0" w:line="240" w:lineRule="auto"/>
-      </w:pPr>
-      <w:r>
-        <w:t>Intel Corporation&lt;br&gt;</w:t>
-      </w:r>
-    </w:p>
-    <w:p>
-      <w:pPr>
-        <w:spacing w:after="0" w:line="240" w:lineRule="auto"/>
-      </w:pPr>
-      <w:r>
-        <w:t>4500 S. Dobson Road, OC2-157&lt;br&gt;</w:t>
-      </w:r>
-    </w:p>
-    <w:p>
-      <w:pPr>
-        <w:spacing w:after="0" w:line="240" w:lineRule="auto"/>
-      </w:pPr>
-      <w:r>
-        <w:t>Chandler, AZ 85248, USA</w:t>
-      </w:r>
-    </w:p>
-    <w:p>
-      <w:pPr>
-        <w:spacing w:after="0" w:line="240" w:lineRule="auto"/>
-      </w:pPr>
-      <w:r>
-        <w:t>&lt;br&gt;&lt;br&gt;</w:t>
-      </w:r>
-    </w:p>
-    <w:p>
-      <w:pPr>
-        <w:spacing w:after="0" w:line="240" w:lineRule="auto"/>
-      </w:pPr>
-      <w:r>
-        <w:t>The award will be released after the orignals are received by Intel.</w:t>
-      </w:r>
-    </w:p>
-    <w:p>
-      <w:pPr>
-        <w:spacing w:after="0" w:line="240" w:lineRule="auto"/>
-      </w:pPr>
-      <w:r>
-        <w:t>&lt;br&gt;&lt;br&gt;</w:t>
-      </w:r>
-    </w:p>
-    <w:p>
-      <w:pPr>
-        <w:spacing w:after="0" w:line="240" w:lineRule="auto"/>
-      </w:pPr>
-      <w:r>
-        <w:t xml:space="preserve">SCHWEGMAN, LUNDBERG &amp; WOESSNER, P.A. </w:t>
-      </w:r>
-    </w:p>
-    <w:p>
-      <w:pPr>
-        <w:spacing w:after="0" w:line="240" w:lineRule="auto"/>
-      </w:pPr>
-      <w:r>
-        <w:t>&lt;br&gt;&lt;br&gt;</w:t>
-      </w:r>
-    </w:p>
-    <w:p>
-      <w:pPr>
-        <w:spacing w:after="0" w:line="240" w:lineRule="auto"/>
-      </w:pPr>
-      <w:r>
-        <w:t>@WAName@ @WAPhone@  @WAEmail@&lt;br&gt;</w:t>
-      </w:r>
-    </w:p>
-    <w:p>
-      <w:pPr>
-        <w:spacing w:after="0" w:line="240" w:lineRule="auto"/>
-      </w:pPr>
-      <w:r>
-        <w:t>@paraName@ @paraPhone@  @paraEmail@</w:t>
-      </w:r>
-    </w:p>
-    <w:p>
-      <w:pPr>
-        <w:spacing w:after="0" w:line="240" w:lineRule="auto"/>
-      </w:pPr>
-      <w:r>
-        <w:t>&lt;br&gt;&lt;br&gt;</w:t>
-      </w:r>
-    </w:p>
-    <w:p>
-      <w:pPr>
-        <w:spacing w:after="0" w:line="240" w:lineRule="auto"/>
-      </w:pPr>
-      <w:r>
-        <w:t>Re:   @orgName@ @clientRefNo@ - SLW Ref. No. @matterNo@&lt;br&gt;</w:t>
-      </w:r>
-    </w:p>
-    <w:p>
-      <w:pPr>
-        <w:spacing w:after="0" w:line="240" w:lineRule="auto"/>
-      </w:pPr>
-      <w:r>
-        <w:t>&amp;nbsp;&amp;nbsp;&amp;nbsp;&amp;nbsp;&amp;nbsp;</w:t>
-      </w:r>
-      <w:r>
-        <w:t xml:space="preserve"> U.S. Patent Application Serial No.: </w:t>
-      </w:r>
-      <w:r>
-        <w:t>@</w:t>
-      </w:r>
-      <w:r>
-        <w:t>serialNo</w:t>
-      </w:r>
-      <w:r>
-        <w:t>@&lt;br&gt;</w:t>
-      </w:r>
-    </w:p>
-    <w:p>
-      <w:pPr>
-        <w:spacing w:after="0" w:line="240" w:lineRule="auto"/>
-      </w:pPr>
-      <w:r>
-        <w:t>&amp;nbsp;&amp;nbsp;&amp;nbsp;&amp;nbsp;&amp;nbsp;Title:  @title@</w:t>
-      </w:r>
-    </w:p>
-    <w:p>
-      <w:pPr>
-        <w:spacing w:after="0" w:line="240" w:lineRule="auto"/>
-      </w:pPr>
-      <w:r>
-        <w:t>&lt;br&gt;&lt;br&gt;</w:t>
-      </w:r>
-    </w:p>
-    <w:p>
-      <w:pPr>
-        <w:spacing w:before="100" w:beforeAutospacing="1" w:after="100" w:afterAutospacing="1" w:line="240" w:lineRule="auto"/>
-        <w:rPr>
-          <w:rFonts w:eastAsia="Calibri" w:cstheme="minorHAnsi"/>
-        </w:rPr>
-      </w:pPr>
-      <w:r>
-        <w:rPr>
-          <w:rFonts w:eastAsia="Calibri" w:cstheme="minorHAnsi"/>
-        </w:rPr>
-        <w:t>&lt;p&gt;</w:t>
-      </w:r>
-      <w:r>
-        <w:rPr>
-          <w:rFonts w:eastAsia="Calibri" w:cstheme="minorHAnsi"/>
-        </w:rPr>
-        <w:t>Attached are Declaration documents that must be executed to complete the filing requirements for the above-referenced patent application.  Please review the attached copy of the application as filed and then sign and date the document where indicated.</w:t>
-      </w:r>
-      <w:r>
-        <w:rPr>
-          <w:rFonts w:eastAsia="Calibri" w:cstheme="minorHAnsi"/>
-        </w:rPr>
-        <w:t>&lt;/p&gt;</w:t>
-      </w:r>
-    </w:p>
-    <w:p>
-      <w:pPr>
-        <w:spacing w:before="100" w:beforeAutospacing="1" w:after="100" w:afterAutospacing="1" w:line="240" w:lineRule="auto"/>
-        <w:rPr>
-          <w:rFonts w:eastAsia="Calibri" w:cstheme="minorHAnsi"/>
-        </w:rPr>
-      </w:pPr>
-      <w:r>
-        <w:rPr>
-          <w:rFonts w:eastAsia="Calibri" w:cstheme="minorHAnsi"/>
-        </w:rPr>
-        <w:t>&lt;p&gt;</w:t>
-      </w:r>
-      <w:r>
-        <w:rPr>
-          <w:rFonts w:eastAsia="Calibri" w:cstheme="minorHAnsi"/>
-        </w:rPr>
-        <w:t>We have also attached an Assignment document to be executed.</w:t>
-      </w:r>
-      <w:r>
-        <w:rPr>
-          <w:rFonts w:eastAsia="Calibri" w:cstheme="minorHAnsi"/>
-        </w:rPr>
-        <w:t>&lt;/p&gt;</w:t>
-      </w:r>
-      <w:r>
-        <w:rPr>
-          <w:rFonts w:eastAsia="Calibri" w:cstheme="minorHAnsi"/>
-        </w:rPr>
-        <w:t xml:space="preserve"> </w:t>
-      </w:r>
-    </w:p>
-    <w:p>
-      <w:pPr>
-        <w:spacing w:before="100" w:beforeAutospacing="1" w:after="100" w:afterAutospacing="1" w:line="240" w:lineRule="auto"/>
-        <w:rPr>
-          <w:rFonts w:eastAsia="Calibri" w:cstheme="minorHAnsi"/>
-        </w:rPr>
-      </w:pPr>
-      <w:r>
-        <w:rPr>
-          <w:rFonts w:eastAsia="Calibri" w:cstheme="minorHAnsi"/>
-        </w:rPr>
-        <w:t>&lt;p&gt;</w:t>
-      </w:r>
-      <w:r>
-        <w:rPr>
-          <w:rFonts w:eastAsia="Calibri" w:cstheme="minorHAnsi"/>
-        </w:rPr>
-        <w:t>If the inventor information is incorrect on either of the above-mentioned documents, please manually correct the errors, initialing and dating all changes. The Patent Office will not accept the documents if the changes are not initialed and dated.</w:t>
-      </w:r>
-      <w:r>
-        <w:rPr>
-          <w:rFonts w:eastAsia="Calibri" w:cstheme="minorHAnsi"/>
-        </w:rPr>
-        <w:t>&lt;/p&gt;</w:t>
-      </w:r>
-    </w:p>
-    <w:p>
-      <w:pPr>
-        <w:spacing w:after="0" w:line="240" w:lineRule="auto"/>
-      </w:pPr>
-      <w:r>
-        <w:t>&lt;p&gt;</w:t>
-      </w:r>
-      <w:r>
-        <w:t xml:space="preserve">Please return the executed documents to my attention via email </w:t>
-      </w:r>
-      <w:r>
-        <w:t>@</w:t>
-      </w:r>
-      <w:r>
-        <w:t>cmgEmail</w:t>
-      </w:r>
-      <w:r>
-        <w:t>@</w:t>
-      </w:r>
-      <w:r>
-        <w:t xml:space="preserve"> or fax 612-339-3061 by &lt;&lt;returnDate&gt;&gt;.  If you have any questions regarding this matter, please contact </w:t>
-      </w:r>
-      <w:r>
-        <w:t>@</w:t>
-      </w:r>
-      <w:r>
-        <w:t>WAName</w:t>
-      </w:r>
-      <w:r>
-        <w:t>@</w:t>
-      </w:r>
-      <w:r>
-        <w:t xml:space="preserve"> at </w:t>
-      </w:r>
-      <w:r>
-        <w:t>@</w:t>
-      </w:r>
-      <w:r>
-        <w:t>WAPhone</w:t>
-      </w:r>
-      <w:r>
-        <w:t>@</w:t>
-      </w:r>
-      <w:r>
-        <w:t>.</w:t>
-      </w:r>
-    </w:p>
-    <w:p>
-      <w:pPr>
-        <w:spacing w:after="0" w:line="240" w:lineRule="auto"/>
-      </w:pPr>
-      <w:r>
-        <w:t>&lt;br&gt;&lt;br&gt;</w:t>
-      </w:r>
-    </w:p>
-    <w:p>
-      <w:pPr>
-        <w:spacing w:after="0" w:line="240" w:lineRule="auto"/>
-      </w:pPr>
-      <w:r>
-        <w:t>Sincerely,</w:t>
-      </w:r>
-    </w:p>
-    <w:p>
-      <w:pPr>
-        <w:spacing w:after="0" w:line="240" w:lineRule="auto"/>
-      </w:pPr>
-      <w:r>
-        <w:t>&lt;br&gt;&lt;br&gt;</w:t>
-      </w:r>
-    </w:p>
-    <w:p>
-      <w:pPr>
-        <w:spacing w:after="0" w:line="240" w:lineRule="auto"/>
-      </w:pPr>
-      <w:r>
-        <w:t>@</w:t>
-      </w:r>
-      <w:r>
-        <w:t>cmgName</w:t>
-      </w:r>
-      <w:r>
-        <w:t>@</w:t>
-      </w:r>
-    </w:p>
-    <w:p>
-      <w:pPr>
-        <w:spacing w:after="0" w:line="240" w:lineRule="auto"/>
-      </w:pPr>
-      <w:r>
-        <w:t>&lt;br&gt;&lt;br&gt;</w:t>
-      </w:r>
-    </w:p>
-    <w:p>
-      <w:pPr>
-        <w:spacing w:after="0" w:line="240" w:lineRule="auto"/>
-      </w:pPr>
-      <w:r>
-        <w:t>Attachments</w:t>
       </w:r>
     </w:p>
     <w:sectPr>
@@ -1139,7 +702,6 @@
   <w:style w:type="character" w:default="1" w:styleId="DefaultParagraphFont">
     <w:name w:val="Default Paragraph Font"/>
     <w:uiPriority w:val="1"/>
-    <w:semiHidden/>
     <w:unhideWhenUsed/>
   </w:style>
   <w:style w:type="table" w:default="1" w:styleId="TableNormal">
@@ -1162,6 +724,19 @@
     <w:uiPriority w:val="99"/>
     <w:semiHidden/>
     <w:unhideWhenUsed/>
+  </w:style>
+  <w:style w:type="paragraph" w:styleId="NormalWeb">
+    <w:name w:val="Normal (Web)"/>
+    <w:basedOn w:val="Normal"/>
+    <w:uiPriority w:val="99"/>
+    <w:unhideWhenUsed/>
+    <w:rsid w:val="00396CE7"/>
+    <w:pPr>
+      <w:spacing w:before="100" w:beforeAutospacing="1" w:after="100" w:afterAutospacing="1" w:line="240" w:lineRule="auto"/>
+    </w:pPr>
+    <w:rPr>
+      <w:rFonts w:ascii="Calibri" w:eastAsia="Calibri" w:hAnsi="Calibri" w:cs="Calibri"/>
+    </w:rPr>
   </w:style>
 </w:styles>
 </file>
